--- a/pr-preview/pr-205/measures-tracked-changes.docx
+++ b/pr-preview/pr-205/measures-tracked-changes.docx
@@ -16,7 +16,7 @@
       </w:pPr>
       <w:del w:id="1" w:author="PR Preview" w:date="2026-01-01T00:00:00Z">
         <w:r>
-          <w:delText xml:space="preserve">Last modified: 2026-10-08 18:28:41 (PDT)</w:delText>
+          <w:delText xml:space="preserve">Last modified: 2026-10-08 23:33:31 (PDT)</w:delText>
         </w:r>
       </w:del>
     </w:p>
@@ -26,7 +26,7 @@
       </w:pPr>
       <w:ins w:id="2" w:author="PR Preview" w:date="2026-01-01T00:00:00Z">
         <w:r>
-          <w:t xml:space="preserve">Last modified: 2026-10-08 18:58:13 (PDT)</w:t>
+          <w:t xml:space="preserve">Last modified: 2026-10-09 01:33:02 (PDT)</w:t>
         </w:r>
       </w:ins>
     </w:p>
@@ -11927,6 +11927,11 @@
                   </m:r>
                 </m:sup>
               </m:sSup>
+            </m:e>
+            <m:e>
+              <m:r>
+                <m:t>&amp;</m:t>
+              </m:r>
               <m:r>
                 <m:rPr>
                   <m:sty m:val="p"/>
@@ -12070,6 +12075,11 @@
                   </m:r>
                 </m:sup>
               </m:sSup>
+            </m:e>
+            <m:e>
+              <m:r>
+                <m:t>&amp;</m:t>
+              </m:r>
               <m:r>
                 <m:rPr>
                   <m:sty m:val="p"/>
@@ -20791,217 +20801,239 @@
           <m:jc m:val="center"/>
         </m:oMathParaPr>
         <m:oMath>
-          <m:r>
-            <m:t>λ</m:t>
-          </m:r>
-          <m:r>
-            <m:rPr>
-              <m:sty m:val="p"/>
-            </m:rPr>
-            <m:t>(</m:t>
-          </m:r>
-          <m:r>
-            <m:rPr>
-              <m:sty m:val="p"/>
-            </m:rPr>
-            <m:t>[</m:t>
-          </m:r>
-          <m:r>
-            <m:t>a</m:t>
-          </m:r>
-          <m:r>
-            <m:rPr>
-              <m:sty m:val="p"/>
-            </m:rPr>
-            <m:t>,</m:t>
-          </m:r>
-          <m:r>
-            <m:t>b</m:t>
-          </m:r>
-          <m:r>
-            <m:rPr>
-              <m:sty m:val="p"/>
-            </m:rPr>
-            <m:t>]</m:t>
-          </m:r>
-          <m:r>
-            <m:rPr>
-              <m:sty m:val="p"/>
-            </m:rPr>
-            <m:t>)</m:t>
-          </m:r>
-          <m:r>
-            <m:rPr>
-              <m:sty m:val="p"/>
-            </m:rPr>
-            <m:t>=</m:t>
-          </m:r>
-          <m:r>
-            <m:t>λ</m:t>
-          </m:r>
-          <m:r>
-            <m:rPr>
-              <m:sty m:val="p"/>
-            </m:rPr>
-            <m:t>(</m:t>
-          </m:r>
-          <m:r>
-            <m:rPr>
-              <m:sty m:val="p"/>
-            </m:rPr>
-            <m:t>(</m:t>
-          </m:r>
-          <m:r>
-            <m:t>a</m:t>
-          </m:r>
-          <m:r>
-            <m:rPr>
-              <m:sty m:val="p"/>
-            </m:rPr>
-            <m:t>,</m:t>
-          </m:r>
-          <m:r>
-            <m:t>b</m:t>
-          </m:r>
-          <m:r>
-            <m:rPr>
-              <m:sty m:val="p"/>
-            </m:rPr>
-            <m:t>)</m:t>
-          </m:r>
-          <m:r>
-            <m:rPr>
-              <m:sty m:val="p"/>
-            </m:rPr>
-            <m:t>)</m:t>
-          </m:r>
-          <m:r>
-            <m:rPr>
-              <m:sty m:val="p"/>
-            </m:rPr>
-            <m:t>=</m:t>
-          </m:r>
-          <m:r>
-            <m:t>λ</m:t>
-          </m:r>
-          <m:r>
-            <m:rPr>
-              <m:sty m:val="p"/>
-            </m:rPr>
-            <m:t>(</m:t>
-          </m:r>
-          <m:r>
-            <m:rPr>
-              <m:sty m:val="p"/>
-            </m:rPr>
-            <m:t>[</m:t>
-          </m:r>
-          <m:r>
-            <m:t>a</m:t>
-          </m:r>
-          <m:r>
-            <m:rPr>
-              <m:sty m:val="p"/>
-            </m:rPr>
-            <m:t>,</m:t>
-          </m:r>
-          <m:r>
-            <m:t>b</m:t>
-          </m:r>
-          <m:r>
-            <m:rPr>
-              <m:sty m:val="p"/>
-            </m:rPr>
-            <m:t>)</m:t>
-          </m:r>
-          <m:r>
-            <m:rPr>
-              <m:sty m:val="p"/>
-            </m:rPr>
-            <m:t>)</m:t>
-          </m:r>
-          <m:r>
-            <m:rPr>
-              <m:sty m:val="p"/>
-            </m:rPr>
-            <m:t>=</m:t>
-          </m:r>
-          <m:r>
-            <m:t>λ</m:t>
-          </m:r>
-          <m:r>
-            <m:rPr>
-              <m:sty m:val="p"/>
-            </m:rPr>
-            <m:t>(</m:t>
-          </m:r>
-          <m:r>
-            <m:rPr>
-              <m:sty m:val="p"/>
-            </m:rPr>
-            <m:t>(</m:t>
-          </m:r>
-          <m:r>
-            <m:t>a</m:t>
-          </m:r>
-          <m:r>
-            <m:rPr>
-              <m:sty m:val="p"/>
-            </m:rPr>
-            <m:t>,</m:t>
-          </m:r>
-          <m:r>
-            <m:t>b</m:t>
-          </m:r>
-          <m:r>
-            <m:rPr>
-              <m:sty m:val="p"/>
-            </m:rPr>
-            <m:t>]</m:t>
-          </m:r>
-          <m:r>
-            <m:rPr>
-              <m:sty m:val="p"/>
-            </m:rPr>
-            <m:t>)</m:t>
-          </m:r>
-          <m:limUpp>
+          <m:eqArr>
             <m:e>
+              <m:r>
+                <m:t>λ</m:t>
+              </m:r>
+              <m:r>
+                <m:rPr>
+                  <m:sty m:val="p"/>
+                </m:rPr>
+                <m:t>(</m:t>
+              </m:r>
+              <m:r>
+                <m:rPr>
+                  <m:sty m:val="p"/>
+                </m:rPr>
+                <m:t>[</m:t>
+              </m:r>
+              <m:r>
+                <m:t>a</m:t>
+              </m:r>
+              <m:r>
+                <m:rPr>
+                  <m:sty m:val="p"/>
+                </m:rPr>
+                <m:t>,</m:t>
+              </m:r>
+              <m:r>
+                <m:t>b</m:t>
+              </m:r>
+              <m:r>
+                <m:rPr>
+                  <m:sty m:val="p"/>
+                </m:rPr>
+                <m:t>]</m:t>
+              </m:r>
+              <m:r>
+                <m:rPr>
+                  <m:sty m:val="p"/>
+                </m:rPr>
+                <m:t>)</m:t>
+              </m:r>
+              <m:r>
+                <m:t>&amp;</m:t>
+              </m:r>
               <m:r>
                 <m:rPr>
                   <m:sty m:val="p"/>
                 </m:rPr>
                 <m:t>=</m:t>
               </m:r>
-            </m:e>
-            <m:lim>
+              <m:r>
+                <m:t>λ</m:t>
+              </m:r>
               <m:r>
                 <m:rPr>
-                  <m:nor/>
                   <m:sty m:val="p"/>
                 </m:rPr>
-                <m:t>def</m:t>
-              </m:r>
-            </m:lim>
-          </m:limUpp>
-          <m:r>
-            <m:t>b</m:t>
-          </m:r>
-          <m:r>
-            <m:rPr>
-              <m:sty m:val="p"/>
-            </m:rPr>
-            <m:t>−</m:t>
-          </m:r>
-          <m:r>
-            <m:t>a</m:t>
-          </m:r>
-          <m:r>
-            <m:rPr>
-              <m:sty m:val="p"/>
-            </m:rPr>
-            <m:t>,</m:t>
-          </m:r>
+                <m:t>(</m:t>
+              </m:r>
+              <m:r>
+                <m:rPr>
+                  <m:sty m:val="p"/>
+                </m:rPr>
+                <m:t>(</m:t>
+              </m:r>
+              <m:r>
+                <m:t>a</m:t>
+              </m:r>
+              <m:r>
+                <m:rPr>
+                  <m:sty m:val="p"/>
+                </m:rPr>
+                <m:t>,</m:t>
+              </m:r>
+              <m:r>
+                <m:t>b</m:t>
+              </m:r>
+              <m:r>
+                <m:rPr>
+                  <m:sty m:val="p"/>
+                </m:rPr>
+                <m:t>)</m:t>
+              </m:r>
+              <m:r>
+                <m:rPr>
+                  <m:sty m:val="p"/>
+                </m:rPr>
+                <m:t>)</m:t>
+              </m:r>
+            </m:e>
+            <m:e>
+              <m:r>
+                <m:t>&amp;</m:t>
+              </m:r>
+              <m:r>
+                <m:rPr>
+                  <m:sty m:val="p"/>
+                </m:rPr>
+                <m:t>=</m:t>
+              </m:r>
+              <m:r>
+                <m:t>λ</m:t>
+              </m:r>
+              <m:r>
+                <m:rPr>
+                  <m:sty m:val="p"/>
+                </m:rPr>
+                <m:t>(</m:t>
+              </m:r>
+              <m:r>
+                <m:rPr>
+                  <m:sty m:val="p"/>
+                </m:rPr>
+                <m:t>[</m:t>
+              </m:r>
+              <m:r>
+                <m:t>a</m:t>
+              </m:r>
+              <m:r>
+                <m:rPr>
+                  <m:sty m:val="p"/>
+                </m:rPr>
+                <m:t>,</m:t>
+              </m:r>
+              <m:r>
+                <m:t>b</m:t>
+              </m:r>
+              <m:r>
+                <m:rPr>
+                  <m:sty m:val="p"/>
+                </m:rPr>
+                <m:t>)</m:t>
+              </m:r>
+              <m:r>
+                <m:rPr>
+                  <m:sty m:val="p"/>
+                </m:rPr>
+                <m:t>)</m:t>
+              </m:r>
+            </m:e>
+            <m:e>
+              <m:r>
+                <m:t>&amp;</m:t>
+              </m:r>
+              <m:r>
+                <m:rPr>
+                  <m:sty m:val="p"/>
+                </m:rPr>
+                <m:t>=</m:t>
+              </m:r>
+              <m:r>
+                <m:t>λ</m:t>
+              </m:r>
+              <m:r>
+                <m:rPr>
+                  <m:sty m:val="p"/>
+                </m:rPr>
+                <m:t>(</m:t>
+              </m:r>
+              <m:r>
+                <m:rPr>
+                  <m:sty m:val="p"/>
+                </m:rPr>
+                <m:t>(</m:t>
+              </m:r>
+              <m:r>
+                <m:t>a</m:t>
+              </m:r>
+              <m:r>
+                <m:rPr>
+                  <m:sty m:val="p"/>
+                </m:rPr>
+                <m:t>,</m:t>
+              </m:r>
+              <m:r>
+                <m:t>b</m:t>
+              </m:r>
+              <m:r>
+                <m:rPr>
+                  <m:sty m:val="p"/>
+                </m:rPr>
+                <m:t>]</m:t>
+              </m:r>
+              <m:r>
+                <m:rPr>
+                  <m:sty m:val="p"/>
+                </m:rPr>
+                <m:t>)</m:t>
+              </m:r>
+            </m:e>
+            <m:e>
+              <m:r>
+                <m:t>&amp;</m:t>
+              </m:r>
+              <m:limUpp>
+                <m:e>
+                  <m:r>
+                    <m:rPr>
+                      <m:sty m:val="p"/>
+                    </m:rPr>
+                    <m:t>=</m:t>
+                  </m:r>
+                </m:e>
+                <m:lim>
+                  <m:r>
+                    <m:rPr>
+                      <m:nor/>
+                      <m:sty m:val="p"/>
+                    </m:rPr>
+                    <m:t>def</m:t>
+                  </m:r>
+                </m:lim>
+              </m:limUpp>
+              <m:r>
+                <m:t>b</m:t>
+              </m:r>
+              <m:r>
+                <m:rPr>
+                  <m:sty m:val="p"/>
+                </m:rPr>
+                <m:t>−</m:t>
+              </m:r>
+              <m:r>
+                <m:t>a</m:t>
+              </m:r>
+              <m:r>
+                <m:rPr>
+                  <m:sty m:val="p"/>
+                </m:rPr>
+                <m:t>,</m:t>
+              </m:r>
+            </m:e>
+          </m:eqArr>
         </m:oMath>
       </m:oMathPara>
     </w:p>
@@ -34955,183 +34987,205 @@
           <m:jc m:val="center"/>
         </m:oMathParaPr>
         <m:oMath>
-          <m:r>
-            <m:t>​</m:t>
-          </m:r>
-          <m:d>
-            <m:dPr>
-              <m:begChr m:val="∥"/>
-              <m:sepChr m:val=""/>
-              <m:endChr m:val="∥"/>
-              <m:grow/>
-            </m:dPr>
+          <m:eqArr>
             <m:e>
               <m:r>
-                <m:t>f</m:t>
-              </m:r>
-            </m:e>
-          </m:d>
-          <m:sSub>
-            <m:e>
-              <m:r>
                 <m:t>​</m:t>
               </m:r>
-            </m:e>
-            <m:sub>
-              <m:r>
-                <m:t>1</m:t>
-              </m:r>
-            </m:sub>
-          </m:sSub>
-          <m:r>
-            <m:rPr>
-              <m:sty m:val="p"/>
-            </m:rPr>
-            <m:t>=</m:t>
-          </m:r>
-          <m:nary>
-            <m:naryPr>
-              <m:chr m:val="∫"/>
-              <m:limLoc m:val="subSup"/>
-              <m:subHide m:val="off"/>
-              <m:supHide m:val="off"/>
-            </m:naryPr>
-            <m:sub>
-              <m:r>
-                <m:t>0</m:t>
-              </m:r>
-            </m:sub>
-            <m:sup>
-              <m:r>
-                <m:t>1</m:t>
-              </m:r>
-            </m:sup>
-            <m:e>
-              <m:sSup>
+              <m:d>
+                <m:dPr>
+                  <m:begChr m:val="∥"/>
+                  <m:sepChr m:val=""/>
+                  <m:endChr m:val="∥"/>
+                  <m:grow/>
+                </m:dPr>
                 <m:e>
                   <m:r>
-                    <m:t>x</m:t>
+                    <m:t>f</m:t>
                   </m:r>
                 </m:e>
-                <m:sup>
+              </m:d>
+              <m:sSub>
+                <m:e>
                   <m:r>
-                    <m:rPr>
-                      <m:sty m:val="p"/>
-                    </m:rPr>
-                    <m:t>−</m:t>
+                    <m:t>​</m:t>
                   </m:r>
+                </m:e>
+                <m:sub>
                   <m:r>
                     <m:t>1</m:t>
                   </m:r>
+                </m:sub>
+              </m:sSub>
+              <m:r>
+                <m:t>&amp;</m:t>
+              </m:r>
+              <m:r>
+                <m:rPr>
+                  <m:sty m:val="p"/>
+                </m:rPr>
+                <m:t>=</m:t>
+              </m:r>
+              <m:nary>
+                <m:naryPr>
+                  <m:chr m:val="∫"/>
+                  <m:limLoc m:val="subSup"/>
+                  <m:subHide m:val="off"/>
+                  <m:supHide m:val="off"/>
+                </m:naryPr>
+                <m:sub>
                   <m:r>
-                    <m:rPr>
-                      <m:sty m:val="p"/>
-                    </m:rPr>
-                    <m:t>/</m:t>
+                    <m:t>0</m:t>
                   </m:r>
-                  <m:r>
-                    <m:t>2</m:t>
-                  </m:r>
-                </m:sup>
-              </m:sSup>
-            </m:e>
-          </m:nary>
-          <m:r>
-            <m:t> </m:t>
-          </m:r>
-          <m:r>
-            <m:t>d</m:t>
-          </m:r>
-          <m:r>
-            <m:t>x</m:t>
-          </m:r>
-          <m:r>
-            <m:rPr>
-              <m:sty m:val="p"/>
-            </m:rPr>
-            <m:t>=</m:t>
-          </m:r>
-          <m:r>
-            <m:t>​</m:t>
-          </m:r>
-          <m:d>
-            <m:dPr>
-              <m:begChr m:val="["/>
-              <m:sepChr m:val=""/>
-              <m:endChr m:val="]"/>
-              <m:grow/>
-            </m:dPr>
-            <m:e>
-              <m:r>
-                <m:t>2</m:t>
-              </m:r>
-              <m:sSup>
-                <m:e>
-                  <m:r>
-                    <m:t>x</m:t>
-                  </m:r>
-                </m:e>
+                </m:sub>
                 <m:sup>
                   <m:r>
                     <m:t>1</m:t>
                   </m:r>
-                  <m:r>
-                    <m:rPr>
-                      <m:sty m:val="p"/>
-                    </m:rPr>
-                    <m:t>/</m:t>
-                  </m:r>
+                </m:sup>
+                <m:e>
+                  <m:sSup>
+                    <m:e>
+                      <m:r>
+                        <m:t>x</m:t>
+                      </m:r>
+                    </m:e>
+                    <m:sup>
+                      <m:r>
+                        <m:rPr>
+                          <m:sty m:val="p"/>
+                        </m:rPr>
+                        <m:t>−</m:t>
+                      </m:r>
+                      <m:r>
+                        <m:t>1</m:t>
+                      </m:r>
+                      <m:r>
+                        <m:rPr>
+                          <m:sty m:val="p"/>
+                        </m:rPr>
+                        <m:t>/</m:t>
+                      </m:r>
+                      <m:r>
+                        <m:t>2</m:t>
+                      </m:r>
+                    </m:sup>
+                  </m:sSup>
+                </m:e>
+              </m:nary>
+              <m:r>
+                <m:t> </m:t>
+              </m:r>
+              <m:r>
+                <m:t>d</m:t>
+              </m:r>
+              <m:r>
+                <m:t>x</m:t>
+              </m:r>
+            </m:e>
+            <m:e>
+              <m:r>
+                <m:t>&amp;</m:t>
+              </m:r>
+              <m:r>
+                <m:rPr>
+                  <m:sty m:val="p"/>
+                </m:rPr>
+                <m:t>=</m:t>
+              </m:r>
+              <m:r>
+                <m:t>​</m:t>
+              </m:r>
+              <m:d>
+                <m:dPr>
+                  <m:begChr m:val="["/>
+                  <m:sepChr m:val=""/>
+                  <m:endChr m:val="]"/>
+                  <m:grow/>
+                </m:dPr>
+                <m:e>
                   <m:r>
                     <m:t>2</m:t>
                   </m:r>
+                  <m:sSup>
+                    <m:e>
+                      <m:r>
+                        <m:t>x</m:t>
+                      </m:r>
+                    </m:e>
+                    <m:sup>
+                      <m:r>
+                        <m:t>1</m:t>
+                      </m:r>
+                      <m:r>
+                        <m:rPr>
+                          <m:sty m:val="p"/>
+                        </m:rPr>
+                        <m:t>/</m:t>
+                      </m:r>
+                      <m:r>
+                        <m:t>2</m:t>
+                      </m:r>
+                    </m:sup>
+                  </m:sSup>
+                </m:e>
+              </m:d>
+              <m:sSubSup>
+                <m:e>
+                  <m:r>
+                    <m:t>​</m:t>
+                  </m:r>
+                </m:e>
+                <m:sub>
+                  <m:r>
+                    <m:t>0</m:t>
+                  </m:r>
+                </m:sub>
+                <m:sup>
+                  <m:r>
+                    <m:t>1</m:t>
+                  </m:r>
                 </m:sup>
-              </m:sSup>
+              </m:sSubSup>
             </m:e>
-          </m:d>
-          <m:sSubSup>
             <m:e>
               <m:r>
-                <m:t>​</m:t>
+                <m:t>&amp;</m:t>
+              </m:r>
+              <m:r>
+                <m:rPr>
+                  <m:sty m:val="p"/>
+                </m:rPr>
+                <m:t>=</m:t>
+              </m:r>
+              <m:r>
+                <m:t>2</m:t>
               </m:r>
             </m:e>
-            <m:sub>
-              <m:r>
-                <m:t>0</m:t>
-              </m:r>
-            </m:sub>
-            <m:sup>
-              <m:r>
-                <m:t>1</m:t>
-              </m:r>
-            </m:sup>
-          </m:sSubSup>
-          <m:r>
-            <m:rPr>
-              <m:sty m:val="p"/>
-            </m:rPr>
-            <m:t>=</m:t>
-          </m:r>
-          <m:r>
-            <m:t>2</m:t>
-          </m:r>
-          <m:r>
-            <m:rPr>
-              <m:sty m:val="p"/>
-            </m:rPr>
-            <m:t>&lt;</m:t>
-          </m:r>
-          <m:r>
-            <m:rPr>
-              <m:sty m:val="p"/>
-            </m:rPr>
-            <m:t>∞</m:t>
-          </m:r>
-          <m:r>
-            <m:rPr>
-              <m:sty m:val="p"/>
-            </m:rPr>
-            <m:t>,</m:t>
-          </m:r>
+            <m:e>
+              <m:r>
+                <m:t>&amp;</m:t>
+              </m:r>
+              <m:r>
+                <m:rPr>
+                  <m:sty m:val="p"/>
+                </m:rPr>
+                <m:t>&lt;</m:t>
+              </m:r>
+              <m:r>
+                <m:rPr>
+                  <m:sty m:val="p"/>
+                </m:rPr>
+                <m:t>∞</m:t>
+              </m:r>
+              <m:r>
+                <m:rPr>
+                  <m:sty m:val="p"/>
+                </m:rPr>
+                <m:t>,</m:t>
+              </m:r>
+            </m:e>
+          </m:eqArr>
         </m:oMath>
       </m:oMathPara>
     </w:p>
@@ -35262,176 +35316,123 @@
           <m:jc m:val="center"/>
         </m:oMathParaPr>
         <m:oMath>
-          <m:r>
-            <m:t>​</m:t>
-          </m:r>
-          <m:d>
-            <m:dPr>
-              <m:begChr m:val="|"/>
-              <m:sepChr m:val=""/>
-              <m:endChr m:val="|"/>
-              <m:grow/>
-            </m:dPr>
+          <m:eqArr>
             <m:e>
               <m:r>
-                <m:t>f</m:t>
-              </m:r>
-              <m:r>
-                <m:rPr>
-                  <m:sty m:val="p"/>
-                </m:rPr>
-                <m:t>(</m:t>
-              </m:r>
-              <m:r>
-                <m:t>x</m:t>
-              </m:r>
-              <m:r>
-                <m:rPr>
-                  <m:sty m:val="p"/>
-                </m:rPr>
-                <m:t>)</m:t>
-              </m:r>
-            </m:e>
-          </m:d>
-          <m:sSup>
-            <m:e>
-              <m:r>
                 <m:t>​</m:t>
               </m:r>
-            </m:e>
-            <m:sup>
-              <m:r>
-                <m:t>2</m:t>
-              </m:r>
-            </m:sup>
-          </m:sSup>
-          <m:r>
-            <m:rPr>
-              <m:sty m:val="p"/>
-            </m:rPr>
-            <m:t>=</m:t>
-          </m:r>
-          <m:r>
-            <m:t>​</m:t>
-          </m:r>
-          <m:d>
-            <m:dPr>
-              <m:begChr m:val="("/>
-              <m:sepChr m:val=""/>
-              <m:endChr m:val=")"/>
-              <m:grow/>
-            </m:dPr>
-            <m:e>
-              <m:sSup>
+              <m:d>
+                <m:dPr>
+                  <m:begChr m:val="|"/>
+                  <m:sepChr m:val=""/>
+                  <m:endChr m:val="|"/>
+                  <m:grow/>
+                </m:dPr>
                 <m:e>
                   <m:r>
-                    <m:t>x</m:t>
-                  </m:r>
-                </m:e>
-                <m:sup>
-                  <m:r>
-                    <m:rPr>
-                      <m:sty m:val="p"/>
-                    </m:rPr>
-                    <m:t>−</m:t>
-                  </m:r>
-                  <m:r>
-                    <m:t>1</m:t>
+                    <m:t>f</m:t>
                   </m:r>
                   <m:r>
                     <m:rPr>
                       <m:sty m:val="p"/>
                     </m:rPr>
-                    <m:t>/</m:t>
+                    <m:t>(</m:t>
                   </m:r>
+                  <m:r>
+                    <m:t>x</m:t>
+                  </m:r>
+                  <m:r>
+                    <m:rPr>
+                      <m:sty m:val="p"/>
+                    </m:rPr>
+                    <m:t>)</m:t>
+                  </m:r>
+                </m:e>
+              </m:d>
+              <m:sSup>
+                <m:e>
+                  <m:r>
+                    <m:t>​</m:t>
+                  </m:r>
+                </m:e>
+                <m:sup>
+                  <m:r>
+                    <m:t>2</m:t>
+                  </m:r>
+                </m:sup>
+              </m:sSup>
+              <m:r>
+                <m:t>&amp;</m:t>
+              </m:r>
+              <m:r>
+                <m:rPr>
+                  <m:sty m:val="p"/>
+                </m:rPr>
+                <m:t>=</m:t>
+              </m:r>
+              <m:r>
+                <m:t>​</m:t>
+              </m:r>
+              <m:d>
+                <m:dPr>
+                  <m:begChr m:val="("/>
+                  <m:sepChr m:val=""/>
+                  <m:endChr m:val=")"/>
+                  <m:grow/>
+                </m:dPr>
+                <m:e>
+                  <m:sSup>
+                    <m:e>
+                      <m:r>
+                        <m:t>x</m:t>
+                      </m:r>
+                    </m:e>
+                    <m:sup>
+                      <m:r>
+                        <m:rPr>
+                          <m:sty m:val="p"/>
+                        </m:rPr>
+                        <m:t>−</m:t>
+                      </m:r>
+                      <m:r>
+                        <m:t>1</m:t>
+                      </m:r>
+                      <m:r>
+                        <m:rPr>
+                          <m:sty m:val="p"/>
+                        </m:rPr>
+                        <m:t>/</m:t>
+                      </m:r>
+                      <m:r>
+                        <m:t>2</m:t>
+                      </m:r>
+                    </m:sup>
+                  </m:sSup>
+                </m:e>
+              </m:d>
+              <m:sSup>
+                <m:e>
+                  <m:r>
+                    <m:t>​</m:t>
+                  </m:r>
+                </m:e>
+                <m:sup>
                   <m:r>
                     <m:t>2</m:t>
                   </m:r>
                 </m:sup>
               </m:sSup>
             </m:e>
-          </m:d>
-          <m:sSup>
             <m:e>
               <m:r>
-                <m:t>​</m:t>
-              </m:r>
-            </m:e>
-            <m:sup>
-              <m:r>
-                <m:t>2</m:t>
-              </m:r>
-            </m:sup>
-          </m:sSup>
-          <m:r>
-            <m:rPr>
-              <m:sty m:val="p"/>
-            </m:rPr>
-            <m:t>=</m:t>
-          </m:r>
-          <m:f>
-            <m:fPr>
-              <m:type m:val="bar"/>
-            </m:fPr>
-            <m:num>
-              <m:r>
-                <m:t>1</m:t>
-              </m:r>
-            </m:num>
-            <m:den>
-              <m:r>
-                <m:t>x</m:t>
-              </m:r>
-            </m:den>
-          </m:f>
-          <m:r>
-            <m:rPr>
-              <m:sty m:val="p"/>
-            </m:rPr>
-            <m:t>.</m:t>
-          </m:r>
-        </m:oMath>
-      </m:oMathPara>
-    </w:p>
-    <w:p>
-      <w:pPr>
-        <w:pStyle w:val="Compact"/>
-        <w:numPr>
-          <w:ilvl w:val="0"/>
-          <w:numId w:val="1000"/>
-        </w:numPr>
-      </w:pPr>
-      <w:r>
-        <w:t xml:space="preserve">The integral is:</w:t>
-      </w:r>
-    </w:p>
-    <w:p>
-      <w:pPr>
-        <w:pStyle w:val="Compact"/>
-      </w:pPr>
-      <m:oMathPara>
-        <m:oMathParaPr>
-          <m:jc m:val="center"/>
-        </m:oMathParaPr>
-        <m:oMath>
-          <m:nary>
-            <m:naryPr>
-              <m:chr m:val="∫"/>
-              <m:limLoc m:val="subSup"/>
-              <m:subHide m:val="off"/>
-              <m:supHide m:val="off"/>
-            </m:naryPr>
-            <m:sub>
-              <m:r>
-                <m:t>0</m:t>
-              </m:r>
-            </m:sub>
-            <m:sup>
-              <m:r>
-                <m:t>1</m:t>
-              </m:r>
-            </m:sup>
-            <m:e>
+                <m:t>&amp;</m:t>
+              </m:r>
+              <m:r>
+                <m:rPr>
+                  <m:sty m:val="p"/>
+                </m:rPr>
+                <m:t>=</m:t>
+              </m:r>
               <m:f>
                 <m:fPr>
                   <m:type m:val="bar"/>
@@ -35447,70 +35448,227 @@
                   </m:r>
                 </m:den>
               </m:f>
-            </m:e>
-          </m:nary>
-          <m:r>
-            <m:t> </m:t>
-          </m:r>
-          <m:r>
-            <m:t>d</m:t>
-          </m:r>
-          <m:r>
-            <m:t>x</m:t>
-          </m:r>
-          <m:r>
-            <m:rPr>
-              <m:sty m:val="p"/>
-            </m:rPr>
-            <m:t>=</m:t>
-          </m:r>
-          <m:limLow>
-            <m:e>
               <m:r>
                 <m:rPr>
                   <m:sty m:val="p"/>
                 </m:rPr>
-                <m:t>lim</m:t>
+                <m:t>.</m:t>
               </m:r>
             </m:e>
-            <m:lim>
-              <m:r>
-                <m:t>ε</m:t>
+          </m:eqArr>
+        </m:oMath>
+      </m:oMathPara>
+    </w:p>
+    <w:p>
+      <w:pPr>
+        <w:pStyle w:val="Compact"/>
+        <w:numPr>
+          <w:ilvl w:val="0"/>
+          <w:numId w:val="1000"/>
+        </w:numPr>
+      </w:pPr>
+      <w:r>
+        <w:t xml:space="preserve">The integral is:</w:t>
+      </w:r>
+    </w:p>
+    <w:p>
+      <w:pPr>
+        <w:pStyle w:val="Compact"/>
+      </w:pPr>
+      <m:oMathPara>
+        <m:oMathParaPr>
+          <m:jc m:val="center"/>
+        </m:oMathParaPr>
+        <m:oMath>
+          <m:eqArr>
+            <m:e>
+              <m:nary>
+                <m:naryPr>
+                  <m:chr m:val="∫"/>
+                  <m:limLoc m:val="subSup"/>
+                  <m:subHide m:val="off"/>
+                  <m:supHide m:val="off"/>
+                </m:naryPr>
+                <m:sub>
+                  <m:r>
+                    <m:t>0</m:t>
+                  </m:r>
+                </m:sub>
+                <m:sup>
+                  <m:r>
+                    <m:t>1</m:t>
+                  </m:r>
+                </m:sup>
+                <m:e>
+                  <m:f>
+                    <m:fPr>
+                      <m:type m:val="bar"/>
+                    </m:fPr>
+                    <m:num>
+                      <m:r>
+                        <m:t>1</m:t>
+                      </m:r>
+                    </m:num>
+                    <m:den>
+                      <m:r>
+                        <m:t>x</m:t>
+                      </m:r>
+                    </m:den>
+                  </m:f>
+                </m:e>
+              </m:nary>
+              <m:r>
+                <m:t> </m:t>
+              </m:r>
+              <m:r>
+                <m:t>d</m:t>
+              </m:r>
+              <m:r>
+                <m:t>x</m:t>
+              </m:r>
+              <m:r>
+                <m:t>&amp;</m:t>
               </m:r>
               <m:r>
                 <m:rPr>
                   <m:sty m:val="p"/>
                 </m:rPr>
-                <m:t>→</m:t>
-              </m:r>
-              <m:sSup>
+                <m:t>=</m:t>
+              </m:r>
+              <m:limLow>
                 <m:e>
-                  <m:r>
-                    <m:t>0</m:t>
-                  </m:r>
-                </m:e>
-                <m:sup>
                   <m:r>
                     <m:rPr>
                       <m:sty m:val="p"/>
                     </m:rPr>
-                    <m:t>+</m:t>
+                    <m:t>lim</m:t>
+                  </m:r>
+                </m:e>
+                <m:lim>
+                  <m:r>
+                    <m:t>ε</m:t>
+                  </m:r>
+                  <m:r>
+                    <m:rPr>
+                      <m:sty m:val="p"/>
+                    </m:rPr>
+                    <m:t>→</m:t>
+                  </m:r>
+                  <m:sSup>
+                    <m:e>
+                      <m:r>
+                        <m:t>0</m:t>
+                      </m:r>
+                    </m:e>
+                    <m:sup>
+                      <m:r>
+                        <m:rPr>
+                          <m:sty m:val="p"/>
+                        </m:rPr>
+                        <m:t>+</m:t>
+                      </m:r>
+                    </m:sup>
+                  </m:sSup>
+                </m:lim>
+              </m:limLow>
+              <m:r>
+                <m:t>​</m:t>
+              </m:r>
+              <m:d>
+                <m:dPr>
+                  <m:begChr m:val="["/>
+                  <m:sepChr m:val=""/>
+                  <m:endChr m:val="]"/>
+                  <m:grow/>
+                </m:dPr>
+                <m:e>
+                  <m:r>
+                    <m:rPr>
+                      <m:sty m:val="p"/>
+                    </m:rPr>
+                    <m:t>ln</m:t>
+                  </m:r>
+                  <m:r>
+                    <m:t>x</m:t>
+                  </m:r>
+                </m:e>
+              </m:d>
+              <m:sSubSup>
+                <m:e>
+                  <m:r>
+                    <m:t>​</m:t>
+                  </m:r>
+                </m:e>
+                <m:sub>
+                  <m:r>
+                    <m:t>ε</m:t>
+                  </m:r>
+                </m:sub>
+                <m:sup>
+                  <m:r>
+                    <m:t>1</m:t>
                   </m:r>
                 </m:sup>
-              </m:sSup>
-            </m:lim>
-          </m:limLow>
-          <m:r>
-            <m:t>​</m:t>
-          </m:r>
-          <m:d>
-            <m:dPr>
-              <m:begChr m:val="["/>
-              <m:sepChr m:val=""/>
-              <m:endChr m:val="]"/>
-              <m:grow/>
-            </m:dPr>
+              </m:sSubSup>
+            </m:e>
             <m:e>
+              <m:r>
+                <m:t>&amp;</m:t>
+              </m:r>
+              <m:r>
+                <m:rPr>
+                  <m:sty m:val="p"/>
+                </m:rPr>
+                <m:t>=</m:t>
+              </m:r>
+              <m:limLow>
+                <m:e>
+                  <m:r>
+                    <m:rPr>
+                      <m:sty m:val="p"/>
+                    </m:rPr>
+                    <m:t>lim</m:t>
+                  </m:r>
+                </m:e>
+                <m:lim>
+                  <m:r>
+                    <m:t>ε</m:t>
+                  </m:r>
+                  <m:r>
+                    <m:rPr>
+                      <m:sty m:val="p"/>
+                    </m:rPr>
+                    <m:t>→</m:t>
+                  </m:r>
+                  <m:sSup>
+                    <m:e>
+                      <m:r>
+                        <m:t>0</m:t>
+                      </m:r>
+                    </m:e>
+                    <m:sup>
+                      <m:r>
+                        <m:rPr>
+                          <m:sty m:val="p"/>
+                        </m:rPr>
+                        <m:t>+</m:t>
+                      </m:r>
+                    </m:sup>
+                  </m:sSup>
+                </m:lim>
+              </m:limLow>
+              <m:r>
+                <m:rPr>
+                  <m:sty m:val="p"/>
+                </m:rPr>
+                <m:t>(</m:t>
+              </m:r>
+              <m:r>
+                <m:rPr>
+                  <m:sty m:val="p"/>
+                </m:rPr>
+                <m:t>−</m:t>
+              </m:r>
               <m:r>
                 <m:rPr>
                   <m:sty m:val="p"/>
@@ -35518,114 +35676,39 @@
                 <m:t>ln</m:t>
               </m:r>
               <m:r>
-                <m:t>x</m:t>
-              </m:r>
-            </m:e>
-          </m:d>
-          <m:sSubSup>
-            <m:e>
-              <m:r>
-                <m:t>​</m:t>
-              </m:r>
-            </m:e>
-            <m:sub>
-              <m:r>
                 <m:t>ε</m:t>
               </m:r>
-            </m:sub>
-            <m:sup>
-              <m:r>
-                <m:t>1</m:t>
-              </m:r>
-            </m:sup>
-          </m:sSubSup>
-          <m:r>
-            <m:rPr>
-              <m:sty m:val="p"/>
-            </m:rPr>
-            <m:t>=</m:t>
-          </m:r>
-          <m:limLow>
-            <m:e>
               <m:r>
                 <m:rPr>
                   <m:sty m:val="p"/>
                 </m:rPr>
-                <m:t>lim</m:t>
+                <m:t>)</m:t>
               </m:r>
             </m:e>
-            <m:lim>
-              <m:r>
-                <m:t>ε</m:t>
+            <m:e>
+              <m:r>
+                <m:t>&amp;</m:t>
               </m:r>
               <m:r>
                 <m:rPr>
                   <m:sty m:val="p"/>
                 </m:rPr>
-                <m:t>→</m:t>
-              </m:r>
-              <m:sSup>
-                <m:e>
-                  <m:r>
-                    <m:t>0</m:t>
-                  </m:r>
-                </m:e>
-                <m:sup>
-                  <m:r>
-                    <m:rPr>
-                      <m:sty m:val="p"/>
-                    </m:rPr>
-                    <m:t>+</m:t>
-                  </m:r>
-                </m:sup>
-              </m:sSup>
-            </m:lim>
-          </m:limLow>
-          <m:r>
-            <m:rPr>
-              <m:sty m:val="p"/>
-            </m:rPr>
-            <m:t>(</m:t>
-          </m:r>
-          <m:r>
-            <m:rPr>
-              <m:sty m:val="p"/>
-            </m:rPr>
-            <m:t>−</m:t>
-          </m:r>
-          <m:r>
-            <m:rPr>
-              <m:sty m:val="p"/>
-            </m:rPr>
-            <m:t>ln</m:t>
-          </m:r>
-          <m:r>
-            <m:t>ε</m:t>
-          </m:r>
-          <m:r>
-            <m:rPr>
-              <m:sty m:val="p"/>
-            </m:rPr>
-            <m:t>)</m:t>
-          </m:r>
-          <m:r>
-            <m:rPr>
-              <m:sty m:val="p"/>
-            </m:rPr>
-            <m:t>=</m:t>
-          </m:r>
-          <m:r>
-            <m:rPr>
-              <m:sty m:val="p"/>
-            </m:rPr>
-            <m:t>∞</m:t>
-          </m:r>
-          <m:r>
-            <m:rPr>
-              <m:sty m:val="p"/>
-            </m:rPr>
-            <m:t>.</m:t>
-          </m:r>
+                <m:t>=</m:t>
+              </m:r>
+              <m:r>
+                <m:rPr>
+                  <m:sty m:val="p"/>
+                </m:rPr>
+                <m:t>∞</m:t>
+              </m:r>
+              <m:r>
+                <m:rPr>
+                  <m:sty m:val="p"/>
+                </m:rPr>
+                <m:t>.</m:t>
+              </m:r>
+            </m:e>
+          </m:eqArr>
         </m:oMath>
       </m:oMathPara>
     </w:p>
